--- a/MCOT.docx
+++ b/MCOT.docx
@@ -6,7 +6,7 @@
       <w:pPr>
         <w:jc w:val="center"/>
         <w:rPr>
-          <w:rFonts w:ascii="Aptos Display" w:hAnsi="Aptos Display" w:cs="Times New Roman"/>
+          <w:rFonts w:ascii="Times New Roman" w:hAnsi="Times New Roman" w:cs="Times New Roman"/>
           <w:b/>
           <w:bCs/>
           <w:sz w:val="32"/>
@@ -16,20 +16,53 @@
       </w:pPr>
       <w:r>
         <w:rPr>
-          <w:rFonts w:ascii="Aptos Display" w:hAnsi="Aptos Display" w:cs="Times New Roman"/>
+          <w:rFonts w:ascii="Times New Roman" w:hAnsi="Times New Roman" w:cs="Times New Roman"/>
           <w:b/>
           <w:bCs/>
           <w:sz w:val="32"/>
           <w:szCs w:val="32"/>
           <w:lang w:val="fr-FR"/>
         </w:rPr>
-        <w:t>Orbiter autour de… rien : La stabilité des points Lagrange et les orbites qui en naissent</w:t>
+        <w:t xml:space="preserve">Orbiter autour de… rien : </w:t>
+      </w:r>
+      <w:r>
+        <w:rPr>
+          <w:rFonts w:ascii="Times New Roman" w:hAnsi="Times New Roman" w:cs="Times New Roman"/>
+          <w:b/>
+          <w:bCs/>
+          <w:sz w:val="32"/>
+          <w:szCs w:val="32"/>
+          <w:lang w:val="fr-FR"/>
+        </w:rPr>
+        <w:t>s</w:t>
+      </w:r>
+      <w:r>
+        <w:rPr>
+          <w:rFonts w:ascii="Times New Roman" w:hAnsi="Times New Roman" w:cs="Times New Roman"/>
+          <w:b/>
+          <w:bCs/>
+          <w:sz w:val="32"/>
+          <w:szCs w:val="32"/>
+          <w:lang w:val="fr-FR"/>
+        </w:rPr>
+        <w:t xml:space="preserve">tabilité des points Lagrange </w:t>
+      </w:r>
+      <w:r>
+        <w:rPr>
+          <w:rFonts w:ascii="Times New Roman" w:hAnsi="Times New Roman" w:cs="Times New Roman"/>
+          <w:b/>
+          <w:bCs/>
+          <w:sz w:val="32"/>
+          <w:szCs w:val="32"/>
+          <w:lang w:val="fr-FR"/>
+        </w:rPr>
+        <w:t>les orbites Halo</w:t>
       </w:r>
     </w:p>
     <w:p>
       <w:pPr>
         <w:rPr>
-          <w:rFonts w:ascii="Aptos Display" w:hAnsi="Aptos Display" w:cs="Times New Roman"/>
+          <w:rFonts w:ascii="Times New Roman" w:hAnsi="Times New Roman" w:cs="Times New Roman"/>
           <w:lang w:val="fr-FR"/>
         </w:rPr>
       </w:pPr>
@@ -38,15 +71,15 @@
       <w:pPr>
         <w:jc w:val="both"/>
         <w:rPr>
-          <w:rFonts w:ascii="Aptos Display" w:hAnsi="Aptos Display" w:cs="Times New Roman"/>
-          <w:sz w:val="28"/>
-          <w:szCs w:val="28"/>
-          <w:lang w:val="fr-FR"/>
-        </w:rPr>
-      </w:pPr>
-      <w:r>
-        <w:rPr>
-          <w:rFonts w:ascii="Aptos Display" w:hAnsi="Aptos Display" w:cs="Times New Roman"/>
+          <w:rFonts w:ascii="Times New Roman" w:hAnsi="Times New Roman" w:cs="Times New Roman"/>
+          <w:sz w:val="28"/>
+          <w:szCs w:val="28"/>
+          <w:lang w:val="fr-FR"/>
+        </w:rPr>
+      </w:pPr>
+      <w:r>
+        <w:rPr>
+          <w:rFonts w:ascii="Times New Roman" w:hAnsi="Times New Roman" w:cs="Times New Roman"/>
           <w:sz w:val="28"/>
           <w:szCs w:val="28"/>
           <w:lang w:val="fr-FR"/>
@@ -55,7 +88,7 @@
       </w:r>
       <w:r>
         <w:rPr>
-          <w:rFonts w:ascii="Aptos Display" w:hAnsi="Aptos Display" w:cs="Times New Roman"/>
+          <w:rFonts w:ascii="Times New Roman" w:hAnsi="Times New Roman" w:cs="Times New Roman"/>
           <w:sz w:val="28"/>
           <w:szCs w:val="28"/>
           <w:lang w:val="fr-FR"/>
@@ -64,7 +97,7 @@
       </w:r>
       <w:r>
         <w:rPr>
-          <w:rFonts w:ascii="Aptos Display" w:hAnsi="Aptos Display" w:cs="Times New Roman"/>
+          <w:rFonts w:ascii="Times New Roman" w:hAnsi="Times New Roman" w:cs="Times New Roman"/>
           <w:sz w:val="28"/>
           <w:szCs w:val="28"/>
           <w:lang w:val="fr-FR"/>
@@ -73,7 +106,7 @@
       </w:r>
       <w:r>
         <w:rPr>
-          <w:rFonts w:ascii="Aptos Display" w:hAnsi="Aptos Display" w:cs="Times New Roman"/>
+          <w:rFonts w:ascii="Times New Roman" w:hAnsi="Times New Roman" w:cs="Times New Roman"/>
           <w:sz w:val="28"/>
           <w:szCs w:val="28"/>
           <w:lang w:val="fr-FR"/>
@@ -82,7 +115,7 @@
       </w:r>
       <w:r>
         <w:rPr>
-          <w:rFonts w:ascii="Aptos Display" w:hAnsi="Aptos Display" w:cs="Times New Roman"/>
+          <w:rFonts w:ascii="Times New Roman" w:hAnsi="Times New Roman" w:cs="Times New Roman"/>
           <w:sz w:val="28"/>
           <w:szCs w:val="28"/>
           <w:lang w:val="fr-FR"/>
@@ -91,7 +124,7 @@
       </w:r>
       <w:r>
         <w:rPr>
-          <w:rFonts w:ascii="Aptos Display" w:hAnsi="Aptos Display" w:cs="Times New Roman"/>
+          <w:rFonts w:ascii="Times New Roman" w:hAnsi="Times New Roman" w:cs="Times New Roman"/>
           <w:sz w:val="28"/>
           <w:szCs w:val="28"/>
           <w:lang w:val="fr-FR"/>
@@ -100,7 +133,7 @@
       </w:r>
       <w:r>
         <w:rPr>
-          <w:rFonts w:ascii="Aptos Display" w:hAnsi="Aptos Display" w:cs="Times New Roman"/>
+          <w:rFonts w:ascii="Times New Roman" w:hAnsi="Times New Roman" w:cs="Times New Roman"/>
           <w:sz w:val="28"/>
           <w:szCs w:val="28"/>
           <w:lang w:val="fr-FR"/>
@@ -109,7 +142,7 @@
       </w:r>
       <w:r>
         <w:rPr>
-          <w:rFonts w:ascii="Aptos Display" w:hAnsi="Aptos Display" w:cs="Times New Roman"/>
+          <w:rFonts w:ascii="Times New Roman" w:hAnsi="Times New Roman" w:cs="Times New Roman"/>
           <w:sz w:val="28"/>
           <w:szCs w:val="28"/>
           <w:lang w:val="fr-FR"/>
@@ -118,7 +151,7 @@
       </w:r>
       <w:r>
         <w:rPr>
-          <w:rFonts w:ascii="Aptos Display" w:hAnsi="Aptos Display" w:cs="Times New Roman"/>
+          <w:rFonts w:ascii="Times New Roman" w:hAnsi="Times New Roman" w:cs="Times New Roman"/>
           <w:sz w:val="28"/>
           <w:szCs w:val="28"/>
           <w:lang w:val="fr-FR"/>
@@ -127,7 +160,16 @@
       </w:r>
       <w:r>
         <w:rPr>
-          <w:rFonts w:ascii="Aptos Display" w:hAnsi="Aptos Display" w:cs="Times New Roman"/>
+          <w:rFonts w:ascii="Times New Roman" w:hAnsi="Times New Roman" w:cs="Times New Roman"/>
+          <w:sz w:val="28"/>
+          <w:szCs w:val="28"/>
+          <w:lang w:val="fr-FR"/>
+        </w:rPr>
+        <w:t>*</w:t>
+      </w:r>
+      <w:r>
+        <w:rPr>
+          <w:rFonts w:ascii="Times New Roman" w:hAnsi="Times New Roman" w:cs="Times New Roman"/>
           <w:sz w:val="28"/>
           <w:szCs w:val="28"/>
           <w:lang w:val="fr-FR"/>
@@ -139,15 +181,15 @@
       <w:pPr>
         <w:jc w:val="both"/>
         <w:rPr>
-          <w:rFonts w:ascii="Aptos Display" w:hAnsi="Aptos Display" w:cs="Times New Roman"/>
-          <w:sz w:val="28"/>
-          <w:szCs w:val="28"/>
-          <w:lang w:val="fr-FR"/>
-        </w:rPr>
-      </w:pPr>
-      <w:r>
-        <w:rPr>
-          <w:rFonts w:ascii="Aptos Display" w:hAnsi="Aptos Display" w:cs="Times New Roman"/>
+          <w:rFonts w:ascii="Times New Roman" w:hAnsi="Times New Roman" w:cs="Times New Roman"/>
+          <w:sz w:val="28"/>
+          <w:szCs w:val="28"/>
+          <w:lang w:val="fr-FR"/>
+        </w:rPr>
+      </w:pPr>
+      <w:r>
+        <w:rPr>
+          <w:rFonts w:ascii="Times New Roman" w:hAnsi="Times New Roman" w:cs="Times New Roman"/>
           <w:sz w:val="28"/>
           <w:szCs w:val="28"/>
           <w:lang w:val="fr-FR"/>
@@ -156,7 +198,7 @@
       </w:r>
       <w:r>
         <w:rPr>
-          <w:rFonts w:ascii="Aptos Display" w:hAnsi="Aptos Display" w:cs="Times New Roman"/>
+          <w:rFonts w:ascii="Times New Roman" w:hAnsi="Times New Roman" w:cs="Times New Roman"/>
           <w:sz w:val="28"/>
           <w:szCs w:val="28"/>
           <w:lang w:val="fr-FR"/>
@@ -165,7 +207,7 @@
       </w:r>
       <w:r>
         <w:rPr>
-          <w:rFonts w:ascii="Aptos Display" w:hAnsi="Aptos Display" w:cs="Times New Roman"/>
+          <w:rFonts w:ascii="Times New Roman" w:hAnsi="Times New Roman" w:cs="Times New Roman"/>
           <w:sz w:val="28"/>
           <w:szCs w:val="28"/>
           <w:lang w:val="fr-FR"/>
@@ -174,7 +216,7 @@
       </w:r>
       <w:r>
         <w:rPr>
-          <w:rFonts w:ascii="Aptos Display" w:hAnsi="Aptos Display" w:cs="Times New Roman"/>
+          <w:rFonts w:ascii="Times New Roman" w:hAnsi="Times New Roman" w:cs="Times New Roman"/>
           <w:sz w:val="28"/>
           <w:szCs w:val="28"/>
           <w:lang w:val="fr-FR"/>
@@ -183,12 +225,319 @@
       </w:r>
       <w:r>
         <w:rPr>
-          <w:rFonts w:ascii="Aptos Display" w:hAnsi="Aptos Display" w:cs="Times New Roman"/>
+          <w:rFonts w:ascii="Times New Roman" w:hAnsi="Times New Roman" w:cs="Times New Roman"/>
           <w:sz w:val="28"/>
           <w:szCs w:val="28"/>
           <w:lang w:val="fr-FR"/>
         </w:rPr>
         <w:t>.</w:t>
+      </w:r>
+    </w:p>
+    <w:p>
+      <w:pPr>
+        <w:jc w:val="both"/>
+        <w:rPr>
+          <w:rFonts w:ascii="Times New Roman" w:hAnsi="Times New Roman" w:cs="Times New Roman"/>
+          <w:b/>
+          <w:bCs/>
+          <w:sz w:val="28"/>
+          <w:szCs w:val="28"/>
+          <w:lang w:val="fr-FR"/>
+        </w:rPr>
+      </w:pPr>
+      <w:r>
+        <w:rPr>
+          <w:rFonts w:ascii="Times New Roman" w:hAnsi="Times New Roman" w:cs="Times New Roman"/>
+          <w:b/>
+          <w:bCs/>
+          <w:sz w:val="28"/>
+          <w:szCs w:val="28"/>
+          <w:lang w:val="fr-FR"/>
+        </w:rPr>
+        <w:t xml:space="preserve">Professeur encadrant du candidat : </w:t>
+      </w:r>
+      <w:r>
+        <w:rPr>
+          <w:rFonts w:ascii="Times New Roman" w:hAnsi="Times New Roman" w:cs="Times New Roman"/>
+          <w:sz w:val="28"/>
+          <w:szCs w:val="28"/>
+          <w:lang w:val="fr-FR"/>
+        </w:rPr>
+        <w:t>Romain Bondil</w:t>
+      </w:r>
+    </w:p>
+    <w:p>
+      <w:pPr>
+        <w:jc w:val="both"/>
+        <w:rPr>
+          <w:rFonts w:ascii="Times New Roman" w:hAnsi="Times New Roman" w:cs="Times New Roman"/>
+          <w:b/>
+          <w:bCs/>
+          <w:sz w:val="28"/>
+          <w:szCs w:val="28"/>
+          <w:lang w:val="fr-FR"/>
+        </w:rPr>
+      </w:pPr>
+    </w:p>
+    <w:p>
+      <w:pPr>
+        <w:jc w:val="both"/>
+        <w:rPr>
+          <w:rFonts w:ascii="Times New Roman" w:hAnsi="Times New Roman" w:cs="Times New Roman"/>
+          <w:b/>
+          <w:bCs/>
+          <w:sz w:val="28"/>
+          <w:szCs w:val="28"/>
+          <w:lang w:val="fr-FR"/>
+        </w:rPr>
+      </w:pPr>
+      <w:r>
+        <w:rPr>
+          <w:rFonts w:ascii="Times New Roman" w:hAnsi="Times New Roman" w:cs="Times New Roman"/>
+          <w:b/>
+          <w:bCs/>
+          <w:sz w:val="28"/>
+          <w:szCs w:val="28"/>
+          <w:lang w:val="fr-FR"/>
+        </w:rPr>
+        <w:t>Ce TIPE fait l’objet d’un travail de groupe.</w:t>
+      </w:r>
+    </w:p>
+    <w:p>
+      <w:pPr>
+        <w:jc w:val="both"/>
+        <w:rPr>
+          <w:rFonts w:ascii="Times New Roman" w:hAnsi="Times New Roman" w:cs="Times New Roman"/>
+          <w:b/>
+          <w:bCs/>
+          <w:sz w:val="28"/>
+          <w:szCs w:val="28"/>
+          <w:lang w:val="fr-FR"/>
+        </w:rPr>
+      </w:pPr>
+      <w:r>
+        <w:rPr>
+          <w:rFonts w:ascii="Times New Roman" w:hAnsi="Times New Roman" w:cs="Times New Roman"/>
+          <w:b/>
+          <w:bCs/>
+          <w:sz w:val="28"/>
+          <w:szCs w:val="28"/>
+          <w:lang w:val="fr-FR"/>
+        </w:rPr>
+        <w:t>Liste des membres du groupe :</w:t>
+      </w:r>
+    </w:p>
+    <w:p>
+      <w:pPr>
+        <w:pStyle w:val="ListParagraph"/>
+        <w:numPr>
+          <w:ilvl w:val="0"/>
+          <w:numId w:val="1"/>
+        </w:numPr>
+        <w:jc w:val="both"/>
+        <w:rPr>
+          <w:rFonts w:ascii="Times New Roman" w:hAnsi="Times New Roman" w:cs="Times New Roman"/>
+          <w:sz w:val="28"/>
+          <w:szCs w:val="28"/>
+          <w:lang w:val="fr-FR"/>
+        </w:rPr>
+      </w:pPr>
+      <w:r>
+        <w:rPr>
+          <w:rFonts w:ascii="Times New Roman" w:hAnsi="Times New Roman" w:cs="Times New Roman"/>
+          <w:sz w:val="28"/>
+          <w:szCs w:val="28"/>
+          <w:lang w:val="fr-FR"/>
+        </w:rPr>
+        <w:t>ABDELOUAHAB Yannis</w:t>
+      </w:r>
+    </w:p>
+    <w:p>
+      <w:pPr>
+        <w:pStyle w:val="ListParagraph"/>
+        <w:numPr>
+          <w:ilvl w:val="0"/>
+          <w:numId w:val="1"/>
+        </w:numPr>
+        <w:jc w:val="both"/>
+        <w:rPr>
+          <w:rFonts w:ascii="Times New Roman" w:hAnsi="Times New Roman" w:cs="Times New Roman"/>
+          <w:sz w:val="28"/>
+          <w:szCs w:val="28"/>
+          <w:lang w:val="fr-FR"/>
+        </w:rPr>
+      </w:pPr>
+      <w:r>
+        <w:rPr>
+          <w:rFonts w:ascii="Times New Roman" w:hAnsi="Times New Roman" w:cs="Times New Roman"/>
+          <w:sz w:val="28"/>
+          <w:szCs w:val="28"/>
+          <w:lang w:val="fr-FR"/>
+        </w:rPr>
+        <w:t>DUPLOUY Paul-Emmanuel</w:t>
+      </w:r>
+    </w:p>
+    <w:p>
+      <w:pPr>
+        <w:jc w:val="both"/>
+        <w:rPr>
+          <w:rFonts w:ascii="Times New Roman" w:hAnsi="Times New Roman" w:cs="Times New Roman"/>
+          <w:b/>
+          <w:bCs/>
+          <w:sz w:val="28"/>
+          <w:szCs w:val="28"/>
+          <w:lang w:val="fr-FR"/>
+        </w:rPr>
+      </w:pPr>
+    </w:p>
+    <w:p>
+      <w:pPr>
+        <w:jc w:val="both"/>
+        <w:rPr>
+          <w:rFonts w:ascii="Times New Roman" w:hAnsi="Times New Roman" w:cs="Times New Roman"/>
+          <w:b/>
+          <w:bCs/>
+          <w:sz w:val="28"/>
+          <w:szCs w:val="28"/>
+          <w:lang w:val="fr-FR"/>
+        </w:rPr>
+      </w:pPr>
+      <w:r>
+        <w:rPr>
+          <w:rFonts w:ascii="Times New Roman" w:hAnsi="Times New Roman" w:cs="Times New Roman"/>
+          <w:b/>
+          <w:bCs/>
+          <w:sz w:val="28"/>
+          <w:szCs w:val="28"/>
+          <w:lang w:val="fr-FR"/>
+        </w:rPr>
+        <w:t>Positionnement thématique</w:t>
+      </w:r>
+    </w:p>
+    <w:p>
+      <w:pPr>
+        <w:jc w:val="both"/>
+        <w:rPr>
+          <w:rFonts w:ascii="Times New Roman" w:hAnsi="Times New Roman" w:cs="Times New Roman"/>
+          <w:i/>
+          <w:iCs/>
+          <w:sz w:val="28"/>
+          <w:szCs w:val="28"/>
+          <w:lang w:val="fr-FR"/>
+        </w:rPr>
+      </w:pPr>
+      <w:r>
+        <w:rPr>
+          <w:rFonts w:ascii="Times New Roman" w:hAnsi="Times New Roman" w:cs="Times New Roman"/>
+          <w:sz w:val="28"/>
+          <w:szCs w:val="28"/>
+          <w:lang w:val="fr-FR"/>
+        </w:rPr>
+        <w:tab/>
+      </w:r>
+      <w:r>
+        <w:rPr>
+          <w:rFonts w:ascii="Times New Roman" w:hAnsi="Times New Roman" w:cs="Times New Roman"/>
+          <w:i/>
+          <w:iCs/>
+          <w:sz w:val="28"/>
+          <w:szCs w:val="28"/>
+          <w:lang w:val="fr-FR"/>
+        </w:rPr>
+        <w:t>MATHEMATIQUES (</w:t>
+      </w:r>
+      <w:r>
+        <w:rPr>
+          <w:rFonts w:ascii="Times New Roman" w:hAnsi="Times New Roman" w:cs="Times New Roman"/>
+          <w:i/>
+          <w:iCs/>
+          <w:sz w:val="28"/>
+          <w:szCs w:val="28"/>
+          <w:lang w:val="fr-FR"/>
+        </w:rPr>
+        <w:t>Algèbre), PHYSIQUE (Mécanique), INFORMATIQUE (Informatique Appliquée)</w:t>
+      </w:r>
+    </w:p>
+    <w:p>
+      <w:pPr>
+        <w:jc w:val="both"/>
+        <w:rPr>
+          <w:rFonts w:ascii="Times New Roman" w:hAnsi="Times New Roman" w:cs="Times New Roman"/>
+          <w:sz w:val="28"/>
+          <w:szCs w:val="28"/>
+          <w:lang w:val="fr-FR"/>
+        </w:rPr>
+      </w:pPr>
+    </w:p>
+    <w:p>
+      <w:pPr>
+        <w:jc w:val="both"/>
+        <w:rPr>
+          <w:rFonts w:ascii="Times New Roman" w:hAnsi="Times New Roman" w:cs="Times New Roman"/>
+          <w:sz w:val="28"/>
+          <w:szCs w:val="28"/>
+          <w:lang w:val="fr-FR"/>
+        </w:rPr>
+      </w:pPr>
+      <w:r>
+        <w:rPr>
+          <w:rFonts w:ascii="Times New Roman" w:hAnsi="Times New Roman" w:cs="Times New Roman"/>
+          <w:sz w:val="28"/>
+          <w:szCs w:val="28"/>
+          <w:lang w:val="fr-FR"/>
+        </w:rPr>
+        <w:t>(</w:t>
+      </w:r>
+      <w:r>
+        <w:rPr>
+          <w:rFonts w:ascii="Times New Roman" w:hAnsi="Times New Roman" w:cs="Times New Roman"/>
+          <w:sz w:val="28"/>
+          <w:szCs w:val="28"/>
+          <w:lang w:val="fr-FR"/>
+        </w:rPr>
+        <w:t>*</w:t>
+      </w:r>
+      <w:r>
+        <w:rPr>
+          <w:rFonts w:ascii="Times New Roman" w:hAnsi="Times New Roman" w:cs="Times New Roman"/>
+          <w:i/>
+          <w:iCs/>
+          <w:sz w:val="28"/>
+          <w:szCs w:val="28"/>
+          <w:lang w:val="fr-FR"/>
+        </w:rPr>
+        <w:t xml:space="preserve">CE DERNIER POINT FAIT REF A L’IDEE DE RAJOUTER DU BRUIT SUR UNE TRAJECTOIRE POUR ETUDIER SON EVOLUTION </w:t>
+      </w:r>
+      <w:r>
+        <w:rPr>
+          <w:rFonts w:ascii="Times New Roman" w:hAnsi="Times New Roman" w:cs="Times New Roman"/>
+          <w:i/>
+          <w:iCs/>
+          <w:sz w:val="28"/>
+          <w:szCs w:val="28"/>
+          <w:lang w:val="fr-FR"/>
+        </w:rPr>
+        <w:sym w:font="Wingdings" w:char="F0E0"/>
+      </w:r>
+      <w:r>
+        <w:rPr>
+          <w:rFonts w:ascii="Times New Roman" w:hAnsi="Times New Roman" w:cs="Times New Roman"/>
+          <w:i/>
+          <w:iCs/>
+          <w:sz w:val="28"/>
+          <w:szCs w:val="28"/>
+          <w:lang w:val="fr-FR"/>
+        </w:rPr>
+        <w:t xml:space="preserve"> SIMULATION DES FORCES ATTRACTIVES D’AUTRES CORPS DU SYSTEME</w:t>
+      </w:r>
+      <w:r>
+        <w:rPr>
+          <w:rFonts w:ascii="Times New Roman" w:hAnsi="Times New Roman" w:cs="Times New Roman"/>
+          <w:sz w:val="28"/>
+          <w:szCs w:val="28"/>
+          <w:lang w:val="fr-FR"/>
+        </w:rPr>
+        <w:t>)</w:t>
       </w:r>
     </w:p>
     <w:sectPr>
@@ -199,6 +548,126 @@
     </w:sectPr>
   </w:body>
 </w:document>
+</file>
+
+<file path=word/numbering.xml><?xml version="1.0" encoding="utf-8"?>
+<w:numbering xmlns:wpc="http://schemas.microsoft.com/office/word/2010/wordprocessingCanvas" xmlns:cx="http://schemas.microsoft.com/office/drawing/2014/chartex" xmlns:cx1="http://schemas.microsoft.com/office/drawing/2015/9/8/chartex" xmlns:cx2="http://schemas.microsoft.com/office/drawing/2015/10/21/chartex" xmlns:cx3="http://schemas.microsoft.com/office/drawing/2016/5/9/chartex" xmlns:cx4="http://schemas.microsoft.com/office/drawing/2016/5/10/chartex" xmlns:cx5="http://schemas.microsoft.com/office/drawing/2016/5/11/chartex" xmlns:cx6="http://schemas.microsoft.com/office/drawing/2016/5/12/chartex" xmlns:cx7="http://schemas.microsoft.com/office/drawing/2016/5/13/chartex" xmlns:cx8="http://schemas.microsoft.com/office/drawing/2016/5/14/chartex" xmlns:mc="http://schemas.openxmlformats.org/markup-compatibility/2006" xmlns:aink="http://schemas.microsoft.com/office/drawing/2016/ink" xmlns:am3d="http://schemas.microsoft.com/office/drawing/2017/model3d" xmlns:o="urn:schemas-microsoft-com:office:office" xmlns:oel="http://schemas.microsoft.com/office/2019/extlst" xmlns:r="http://schemas.openxmlformats.org/officeDocument/2006/relationships" xmlns:m="http://schemas.openxmlformats.org/officeDocument/2006/math" xmlns:v="urn:schemas-microsoft-com:vml" xmlns:wp14="http://schemas.microsoft.com/office/word/2010/wordprocessingDrawing" xmlns:wp="http://schemas.openxmlformats.org/drawingml/2006/wordprocessingDrawing" xmlns:w10="urn:schemas-microsoft-com:office:word" xmlns:w="http://schemas.openxmlformats.org/wordprocessingml/2006/main" xmlns:w14="http://schemas.microsoft.com/office/word/2010/wordml" xmlns:w15="http://schemas.microsoft.com/office/word/2012/wordml" xmlns:w16cex="http://schemas.microsoft.com/office/word/2018/wordml/cex" xmlns:w16cid="http://schemas.microsoft.com/office/word/2016/wordml/cid" xmlns:w16="http://schemas.microsoft.com/office/word/2018/wordml" xmlns:w16du="http://schemas.microsoft.com/office/word/2023/wordml/word16du" xmlns:w16sdtdh="http://schemas.microsoft.com/office/word/2020/wordml/sdtdatahash" xmlns:w16sdtfl="http://schemas.microsoft.com/office/word/2024/wordml/sdtformatlock" xmlns:w16se="http://schemas.microsoft.com/office/word/2015/wordml/symex" xmlns:wpg="http://schemas.microsoft.com/office/word/2010/wordprocessingGroup" xmlns:wpi="http://schemas.microsoft.com/office/word/2010/wordprocessingInk" xmlns:wne="http://schemas.microsoft.com/office/word/2006/wordml" xmlns:wps="http://schemas.microsoft.com/office/word/2010/wordprocessingShape" mc:Ignorable="w14 w15 w16se w16cid w16 w16cex w16sdtdh w16sdtfl w16du wp14">
+  <w:abstractNum w:abstractNumId="0" w15:restartNumberingAfterBreak="0">
+    <w:nsid w:val="6C746CB4"/>
+    <w:multiLevelType w:val="hybridMultilevel"/>
+    <w:tmpl w:val="4460878C"/>
+    <w:lvl w:ilvl="0" w:tplc="1A86CE56">
+      <w:numFmt w:val="bullet"/>
+      <w:lvlText w:val="-"/>
+      <w:lvlJc w:val="left"/>
+      <w:pPr>
+        <w:ind w:left="435" w:hanging="360"/>
+      </w:pPr>
+      <w:rPr>
+        <w:rFonts w:ascii="Times New Roman" w:eastAsiaTheme="minorHAnsi" w:hAnsi="Times New Roman" w:cs="Times New Roman" w:hint="default"/>
+      </w:rPr>
+    </w:lvl>
+    <w:lvl w:ilvl="1" w:tplc="04090003" w:tentative="1">
+      <w:start w:val="1"/>
+      <w:numFmt w:val="bullet"/>
+      <w:lvlText w:val="o"/>
+      <w:lvlJc w:val="left"/>
+      <w:pPr>
+        <w:ind w:left="1155" w:hanging="360"/>
+      </w:pPr>
+      <w:rPr>
+        <w:rFonts w:ascii="Courier New" w:hAnsi="Courier New" w:cs="Courier New" w:hint="default"/>
+      </w:rPr>
+    </w:lvl>
+    <w:lvl w:ilvl="2" w:tplc="04090005" w:tentative="1">
+      <w:start w:val="1"/>
+      <w:numFmt w:val="bullet"/>
+      <w:lvlText w:val=""/>
+      <w:lvlJc w:val="left"/>
+      <w:pPr>
+        <w:ind w:left="1875" w:hanging="360"/>
+      </w:pPr>
+      <w:rPr>
+        <w:rFonts w:ascii="Wingdings" w:hAnsi="Wingdings" w:hint="default"/>
+      </w:rPr>
+    </w:lvl>
+    <w:lvl w:ilvl="3" w:tplc="04090001" w:tentative="1">
+      <w:start w:val="1"/>
+      <w:numFmt w:val="bullet"/>
+      <w:lvlText w:val=""/>
+      <w:lvlJc w:val="left"/>
+      <w:pPr>
+        <w:ind w:left="2595" w:hanging="360"/>
+      </w:pPr>
+      <w:rPr>
+        <w:rFonts w:ascii="Symbol" w:hAnsi="Symbol" w:hint="default"/>
+      </w:rPr>
+    </w:lvl>
+    <w:lvl w:ilvl="4" w:tplc="04090003" w:tentative="1">
+      <w:start w:val="1"/>
+      <w:numFmt w:val="bullet"/>
+      <w:lvlText w:val="o"/>
+      <w:lvlJc w:val="left"/>
+      <w:pPr>
+        <w:ind w:left="3315" w:hanging="360"/>
+      </w:pPr>
+      <w:rPr>
+        <w:rFonts w:ascii="Courier New" w:hAnsi="Courier New" w:cs="Courier New" w:hint="default"/>
+      </w:rPr>
+    </w:lvl>
+    <w:lvl w:ilvl="5" w:tplc="04090005" w:tentative="1">
+      <w:start w:val="1"/>
+      <w:numFmt w:val="bullet"/>
+      <w:lvlText w:val=""/>
+      <w:lvlJc w:val="left"/>
+      <w:pPr>
+        <w:ind w:left="4035" w:hanging="360"/>
+      </w:pPr>
+      <w:rPr>
+        <w:rFonts w:ascii="Wingdings" w:hAnsi="Wingdings" w:hint="default"/>
+      </w:rPr>
+    </w:lvl>
+    <w:lvl w:ilvl="6" w:tplc="04090001" w:tentative="1">
+      <w:start w:val="1"/>
+      <w:numFmt w:val="bullet"/>
+      <w:lvlText w:val=""/>
+      <w:lvlJc w:val="left"/>
+      <w:pPr>
+        <w:ind w:left="4755" w:hanging="360"/>
+      </w:pPr>
+      <w:rPr>
+        <w:rFonts w:ascii="Symbol" w:hAnsi="Symbol" w:hint="default"/>
+      </w:rPr>
+    </w:lvl>
+    <w:lvl w:ilvl="7" w:tplc="04090003" w:tentative="1">
+      <w:start w:val="1"/>
+      <w:numFmt w:val="bullet"/>
+      <w:lvlText w:val="o"/>
+      <w:lvlJc w:val="left"/>
+      <w:pPr>
+        <w:ind w:left="5475" w:hanging="360"/>
+      </w:pPr>
+      <w:rPr>
+        <w:rFonts w:ascii="Courier New" w:hAnsi="Courier New" w:cs="Courier New" w:hint="default"/>
+      </w:rPr>
+    </w:lvl>
+    <w:lvl w:ilvl="8" w:tplc="04090005" w:tentative="1">
+      <w:start w:val="1"/>
+      <w:numFmt w:val="bullet"/>
+      <w:lvlText w:val=""/>
+      <w:lvlJc w:val="left"/>
+      <w:pPr>
+        <w:ind w:left="6195" w:hanging="360"/>
+      </w:pPr>
+      <w:rPr>
+        <w:rFonts w:ascii="Wingdings" w:hAnsi="Wingdings" w:hint="default"/>
+      </w:rPr>
+    </w:lvl>
+  </w:abstractNum>
+  <w:num w:numId="1" w16cid:durableId="1135491309">
+    <w:abstractNumId w:val="0"/>
+  </w:num>
+</w:numbering>
 </file>
 
 <file path=word/styles.xml><?xml version="1.0" encoding="utf-8"?>

--- a/MCOT.docx
+++ b/MCOT.docx
@@ -45,7 +45,7 @@
           <w:szCs w:val="32"/>
           <w:lang w:val="fr-FR"/>
         </w:rPr>
-        <w:t xml:space="preserve">tabilité des points Lagrange </w:t>
+        <w:t>tabilité des points Lagrange</w:t>
       </w:r>
       <w:r>
         <w:rPr>
@@ -56,7 +56,40 @@
           <w:szCs w:val="32"/>
           <w:lang w:val="fr-FR"/>
         </w:rPr>
-        <w:t>les orbites Halo</w:t>
+        <w:t xml:space="preserve"> et</w:t>
+      </w:r>
+      <w:r>
+        <w:rPr>
+          <w:rFonts w:ascii="Times New Roman" w:hAnsi="Times New Roman" w:cs="Times New Roman"/>
+          <w:b/>
+          <w:bCs/>
+          <w:sz w:val="32"/>
+          <w:szCs w:val="32"/>
+          <w:lang w:val="fr-FR"/>
+        </w:rPr>
+        <w:t xml:space="preserve"> </w:t>
+      </w:r>
+      <w:r>
+        <w:rPr>
+          <w:rFonts w:ascii="Times New Roman" w:hAnsi="Times New Roman" w:cs="Times New Roman"/>
+          <w:b/>
+          <w:bCs/>
+          <w:sz w:val="32"/>
+          <w:szCs w:val="32"/>
+          <w:lang w:val="fr-FR"/>
+        </w:rPr>
+        <w:t xml:space="preserve">les orbites </w:t>
+      </w:r>
+      <w:r>
+        <w:rPr>
+          <w:rFonts w:ascii="Times New Roman" w:hAnsi="Times New Roman" w:cs="Times New Roman"/>
+          <w:b/>
+          <w:bCs/>
+          <w:sz w:val="32"/>
+          <w:szCs w:val="32"/>
+          <w:lang w:val="fr-FR"/>
+        </w:rPr>
+        <w:t>de Lyapunov</w:t>
       </w:r>
     </w:p>
     <w:p>
@@ -337,16 +370,12 @@
         <w:jc w:val="both"/>
         <w:rPr>
           <w:rFonts w:ascii="Times New Roman" w:hAnsi="Times New Roman" w:cs="Times New Roman"/>
-          <w:sz w:val="28"/>
-          <w:szCs w:val="28"/>
-          <w:lang w:val="fr-FR"/>
-        </w:rPr>
-      </w:pPr>
-      <w:r>
-        <w:rPr>
-          <w:rFonts w:ascii="Times New Roman" w:hAnsi="Times New Roman" w:cs="Times New Roman"/>
-          <w:sz w:val="28"/>
-          <w:szCs w:val="28"/>
+          <w:lang w:val="fr-FR"/>
+        </w:rPr>
+      </w:pPr>
+      <w:r>
+        <w:rPr>
+          <w:rFonts w:ascii="Times New Roman" w:hAnsi="Times New Roman" w:cs="Times New Roman"/>
           <w:lang w:val="fr-FR"/>
         </w:rPr>
         <w:t>ABDELOUAHAB Yannis</w:t>
@@ -362,16 +391,12 @@
         <w:jc w:val="both"/>
         <w:rPr>
           <w:rFonts w:ascii="Times New Roman" w:hAnsi="Times New Roman" w:cs="Times New Roman"/>
-          <w:sz w:val="28"/>
-          <w:szCs w:val="28"/>
-          <w:lang w:val="fr-FR"/>
-        </w:rPr>
-      </w:pPr>
-      <w:r>
-        <w:rPr>
-          <w:rFonts w:ascii="Times New Roman" w:hAnsi="Times New Roman" w:cs="Times New Roman"/>
-          <w:sz w:val="28"/>
-          <w:szCs w:val="28"/>
+          <w:lang w:val="fr-FR"/>
+        </w:rPr>
+      </w:pPr>
+      <w:r>
+        <w:rPr>
+          <w:rFonts w:ascii="Times New Roman" w:hAnsi="Times New Roman" w:cs="Times New Roman"/>
           <w:lang w:val="fr-FR"/>
         </w:rPr>
         <w:t>DUPLOUY Paul-Emmanuel</w:t>
@@ -419,43 +444,26 @@
         <w:jc w:val="both"/>
         <w:rPr>
           <w:rFonts w:ascii="Times New Roman" w:hAnsi="Times New Roman" w:cs="Times New Roman"/>
+          <w:lang w:val="fr-FR"/>
+        </w:rPr>
+      </w:pPr>
+      <w:r>
+        <w:rPr>
+          <w:rFonts w:ascii="Times New Roman" w:hAnsi="Times New Roman" w:cs="Times New Roman"/>
           <w:i/>
           <w:iCs/>
-          <w:sz w:val="28"/>
-          <w:szCs w:val="28"/>
-          <w:lang w:val="fr-FR"/>
-        </w:rPr>
-      </w:pPr>
-      <w:r>
-        <w:rPr>
-          <w:rFonts w:ascii="Times New Roman" w:hAnsi="Times New Roman" w:cs="Times New Roman"/>
-          <w:sz w:val="28"/>
-          <w:szCs w:val="28"/>
-          <w:lang w:val="fr-FR"/>
-        </w:rPr>
-        <w:tab/>
+          <w:lang w:val="fr-FR"/>
+        </w:rPr>
+        <w:t>MATHEMATIQUES (Algèbre), PHYSIQUE (Mécanique), INFORMATIQUE (Informatique Appliquée)</w:t>
       </w:r>
       <w:r>
         <w:rPr>
           <w:rFonts w:ascii="Times New Roman" w:hAnsi="Times New Roman" w:cs="Times New Roman"/>
           <w:i/>
           <w:iCs/>
-          <w:sz w:val="28"/>
-          <w:szCs w:val="28"/>
-          <w:lang w:val="fr-FR"/>
-        </w:rPr>
-        <w:t>MATHEMATIQUES (</w:t>
-      </w:r>
-      <w:r>
-        <w:rPr>
-          <w:rFonts w:ascii="Times New Roman" w:hAnsi="Times New Roman" w:cs="Times New Roman"/>
-          <w:i/>
-          <w:iCs/>
-          <w:sz w:val="28"/>
-          <w:szCs w:val="28"/>
-          <w:lang w:val="fr-FR"/>
-        </w:rPr>
-        <w:t>Algèbre), PHYSIQUE (Mécanique), INFORMATIQUE (Informatique Appliquée)</w:t>
+          <w:lang w:val="fr-FR"/>
+        </w:rPr>
+        <w:t>.</w:t>
       </w:r>
     </w:p>
     <w:p>
@@ -474,71 +482,309 @@
         <w:jc w:val="both"/>
         <w:rPr>
           <w:rFonts w:ascii="Times New Roman" w:hAnsi="Times New Roman" w:cs="Times New Roman"/>
-          <w:sz w:val="28"/>
-          <w:szCs w:val="28"/>
-          <w:lang w:val="fr-FR"/>
-        </w:rPr>
-      </w:pPr>
-      <w:r>
-        <w:rPr>
-          <w:rFonts w:ascii="Times New Roman" w:hAnsi="Times New Roman" w:cs="Times New Roman"/>
-          <w:sz w:val="28"/>
-          <w:szCs w:val="28"/>
-          <w:lang w:val="fr-FR"/>
-        </w:rPr>
-        <w:t>(</w:t>
-      </w:r>
-      <w:r>
-        <w:rPr>
-          <w:rFonts w:ascii="Times New Roman" w:hAnsi="Times New Roman" w:cs="Times New Roman"/>
-          <w:sz w:val="28"/>
-          <w:szCs w:val="28"/>
-          <w:lang w:val="fr-FR"/>
-        </w:rPr>
-        <w:t>*</w:t>
-      </w:r>
-      <w:r>
-        <w:rPr>
-          <w:rFonts w:ascii="Times New Roman" w:hAnsi="Times New Roman" w:cs="Times New Roman"/>
-          <w:i/>
-          <w:iCs/>
-          <w:sz w:val="28"/>
-          <w:szCs w:val="28"/>
-          <w:lang w:val="fr-FR"/>
-        </w:rPr>
-        <w:t xml:space="preserve">CE DERNIER POINT FAIT REF A L’IDEE DE RAJOUTER DU BRUIT SUR UNE TRAJECTOIRE POUR ETUDIER SON EVOLUTION </w:t>
-      </w:r>
-      <w:r>
-        <w:rPr>
-          <w:rFonts w:ascii="Times New Roman" w:hAnsi="Times New Roman" w:cs="Times New Roman"/>
-          <w:i/>
-          <w:iCs/>
-          <w:sz w:val="28"/>
-          <w:szCs w:val="28"/>
-          <w:lang w:val="fr-FR"/>
-        </w:rPr>
-        <w:sym w:font="Wingdings" w:char="F0E0"/>
-      </w:r>
-      <w:r>
-        <w:rPr>
-          <w:rFonts w:ascii="Times New Roman" w:hAnsi="Times New Roman" w:cs="Times New Roman"/>
-          <w:i/>
-          <w:iCs/>
-          <w:sz w:val="28"/>
-          <w:szCs w:val="28"/>
-          <w:lang w:val="fr-FR"/>
-        </w:rPr>
-        <w:t xml:space="preserve"> SIMULATION DES FORCES ATTRACTIVES D’AUTRES CORPS DU SYSTEME</w:t>
-      </w:r>
-      <w:r>
-        <w:rPr>
-          <w:rFonts w:ascii="Times New Roman" w:hAnsi="Times New Roman" w:cs="Times New Roman"/>
-          <w:sz w:val="28"/>
-          <w:szCs w:val="28"/>
-          <w:lang w:val="fr-FR"/>
-        </w:rPr>
-        <w:t>)</w:t>
-      </w:r>
+          <w:b/>
+          <w:bCs/>
+          <w:sz w:val="28"/>
+          <w:szCs w:val="28"/>
+          <w:lang w:val="fr-FR"/>
+        </w:rPr>
+      </w:pPr>
+      <w:r>
+        <w:rPr>
+          <w:rFonts w:ascii="Times New Roman" w:hAnsi="Times New Roman" w:cs="Times New Roman"/>
+          <w:b/>
+          <w:bCs/>
+          <w:sz w:val="28"/>
+          <w:szCs w:val="28"/>
+          <w:lang w:val="fr-FR"/>
+        </w:rPr>
+        <w:t>Mots-clés</w:t>
+      </w:r>
+    </w:p>
+    <w:tbl>
+      <w:tblPr>
+        <w:tblStyle w:val="TableGrid"/>
+        <w:tblW w:w="0" w:type="auto"/>
+        <w:tblBorders>
+          <w:top w:val="single" w:sz="4" w:space="0" w:color="FFFFFF" w:themeColor="background1"/>
+          <w:left w:val="single" w:sz="4" w:space="0" w:color="FFFFFF" w:themeColor="background1"/>
+          <w:bottom w:val="single" w:sz="4" w:space="0" w:color="FFFFFF" w:themeColor="background1"/>
+          <w:right w:val="single" w:sz="4" w:space="0" w:color="FFFFFF" w:themeColor="background1"/>
+        </w:tblBorders>
+        <w:tblLook w:val="04A0" w:firstRow="1" w:lastRow="0" w:firstColumn="1" w:lastColumn="0" w:noHBand="0" w:noVBand="1"/>
+      </w:tblPr>
+      <w:tblGrid>
+        <w:gridCol w:w="4698"/>
+        <w:gridCol w:w="4698"/>
+      </w:tblGrid>
+      <w:tr>
+        <w:tc>
+          <w:tcPr>
+            <w:tcW w:w="4698" w:type="dxa"/>
+          </w:tcPr>
+          <w:p>
+            <w:pPr>
+              <w:jc w:val="both"/>
+              <w:rPr>
+                <w:rFonts w:ascii="Times New Roman" w:hAnsi="Times New Roman" w:cs="Times New Roman"/>
+                <w:lang w:val="fr-FR"/>
+              </w:rPr>
+            </w:pPr>
+            <w:r>
+              <w:rPr>
+                <w:rFonts w:ascii="Times New Roman" w:hAnsi="Times New Roman" w:cs="Times New Roman"/>
+                <w:b/>
+                <w:bCs/>
+                <w:lang w:val="fr-FR"/>
+              </w:rPr>
+              <w:t>Mots-clés</w:t>
+            </w:r>
+            <w:r>
+              <w:rPr>
+                <w:rFonts w:ascii="Times New Roman" w:hAnsi="Times New Roman" w:cs="Times New Roman"/>
+                <w:lang w:val="fr-FR"/>
+              </w:rPr>
+              <w:t xml:space="preserve"> (en français</w:t>
+            </w:r>
+            <w:r>
+              <w:rPr>
+                <w:rFonts w:ascii="Times New Roman" w:hAnsi="Times New Roman" w:cs="Times New Roman"/>
+                <w:lang w:val="fr-FR"/>
+              </w:rPr>
+              <w:t>)</w:t>
+            </w:r>
+          </w:p>
+          <w:p>
+            <w:pPr>
+              <w:jc w:val="both"/>
+              <w:rPr>
+                <w:rFonts w:ascii="Times New Roman" w:hAnsi="Times New Roman" w:cs="Times New Roman"/>
+                <w:i/>
+                <w:iCs/>
+                <w:lang w:val="fr-FR"/>
+              </w:rPr>
+            </w:pPr>
+            <w:r>
+              <w:rPr>
+                <w:rFonts w:ascii="Times New Roman" w:hAnsi="Times New Roman" w:cs="Times New Roman"/>
+                <w:i/>
+                <w:iCs/>
+                <w:lang w:val="fr-FR"/>
+              </w:rPr>
+              <w:t>Problème à Trois Corps</w:t>
+            </w:r>
+          </w:p>
+          <w:p>
+            <w:pPr>
+              <w:jc w:val="both"/>
+              <w:rPr>
+                <w:rFonts w:ascii="Times New Roman" w:hAnsi="Times New Roman" w:cs="Times New Roman"/>
+                <w:i/>
+                <w:iCs/>
+                <w:lang w:val="fr-FR"/>
+              </w:rPr>
+            </w:pPr>
+            <w:r>
+              <w:rPr>
+                <w:rFonts w:ascii="Times New Roman" w:hAnsi="Times New Roman" w:cs="Times New Roman"/>
+                <w:i/>
+                <w:iCs/>
+                <w:lang w:val="fr-FR"/>
+              </w:rPr>
+              <w:t>Théorème d</w:t>
+            </w:r>
+            <w:r>
+              <w:rPr>
+                <w:rFonts w:ascii="Times New Roman" w:hAnsi="Times New Roman" w:cs="Times New Roman"/>
+                <w:i/>
+                <w:iCs/>
+                <w:lang w:val="fr-FR"/>
+              </w:rPr>
+              <w:t>u centre de Lyapunov</w:t>
+            </w:r>
+          </w:p>
+          <w:p>
+            <w:pPr>
+              <w:jc w:val="both"/>
+              <w:rPr>
+                <w:rFonts w:ascii="Times New Roman" w:hAnsi="Times New Roman" w:cs="Times New Roman"/>
+                <w:i/>
+                <w:iCs/>
+                <w:lang w:val="fr-FR"/>
+              </w:rPr>
+            </w:pPr>
+            <w:r>
+              <w:rPr>
+                <w:rFonts w:ascii="Times New Roman" w:hAnsi="Times New Roman" w:cs="Times New Roman"/>
+                <w:i/>
+                <w:iCs/>
+                <w:lang w:val="fr-FR"/>
+              </w:rPr>
+              <w:t>Stabilité</w:t>
+            </w:r>
+          </w:p>
+          <w:p>
+            <w:pPr>
+              <w:jc w:val="both"/>
+              <w:rPr>
+                <w:rFonts w:ascii="Times New Roman" w:hAnsi="Times New Roman" w:cs="Times New Roman"/>
+                <w:lang w:val="fr-FR"/>
+              </w:rPr>
+            </w:pPr>
+            <w:r>
+              <w:rPr>
+                <w:rFonts w:ascii="Times New Roman" w:hAnsi="Times New Roman" w:cs="Times New Roman"/>
+                <w:i/>
+                <w:iCs/>
+                <w:lang w:val="fr-FR"/>
+              </w:rPr>
+              <w:t>Intégration numérique</w:t>
+            </w:r>
+          </w:p>
+        </w:tc>
+        <w:tc>
+          <w:tcPr>
+            <w:tcW w:w="4698" w:type="dxa"/>
+          </w:tcPr>
+          <w:p>
+            <w:pPr>
+              <w:jc w:val="both"/>
+              <w:rPr>
+                <w:rFonts w:ascii="Times New Roman" w:hAnsi="Times New Roman" w:cs="Times New Roman"/>
+              </w:rPr>
+            </w:pPr>
+            <w:r>
+              <w:rPr>
+                <w:rFonts w:ascii="Times New Roman" w:hAnsi="Times New Roman" w:cs="Times New Roman"/>
+                <w:b/>
+                <w:bCs/>
+              </w:rPr>
+              <w:t>Mots-</w:t>
+            </w:r>
+            <w:proofErr w:type="spellStart"/>
+            <w:r>
+              <w:rPr>
+                <w:rFonts w:ascii="Times New Roman" w:hAnsi="Times New Roman" w:cs="Times New Roman"/>
+                <w:b/>
+                <w:bCs/>
+              </w:rPr>
+              <w:t>clés</w:t>
+            </w:r>
+            <w:proofErr w:type="spellEnd"/>
+            <w:r>
+              <w:rPr>
+                <w:rFonts w:ascii="Times New Roman" w:hAnsi="Times New Roman" w:cs="Times New Roman"/>
+              </w:rPr>
+              <w:t xml:space="preserve"> (</w:t>
+            </w:r>
+            <w:proofErr w:type="spellStart"/>
+            <w:r>
+              <w:rPr>
+                <w:rFonts w:ascii="Times New Roman" w:hAnsi="Times New Roman" w:cs="Times New Roman"/>
+              </w:rPr>
+              <w:t>en</w:t>
+            </w:r>
+            <w:proofErr w:type="spellEnd"/>
+            <w:r>
+              <w:rPr>
+                <w:rFonts w:ascii="Times New Roman" w:hAnsi="Times New Roman" w:cs="Times New Roman"/>
+              </w:rPr>
+              <w:t xml:space="preserve"> </w:t>
+            </w:r>
+            <w:r>
+              <w:rPr>
+                <w:rFonts w:ascii="Times New Roman" w:hAnsi="Times New Roman" w:cs="Times New Roman"/>
+              </w:rPr>
+              <w:t>anglais)</w:t>
+            </w:r>
+          </w:p>
+          <w:p>
+            <w:pPr>
+              <w:jc w:val="both"/>
+              <w:rPr>
+                <w:rFonts w:ascii="Times New Roman" w:hAnsi="Times New Roman" w:cs="Times New Roman"/>
+                <w:i/>
+                <w:iCs/>
+              </w:rPr>
+            </w:pPr>
+            <w:r>
+              <w:rPr>
+                <w:rFonts w:ascii="Times New Roman" w:hAnsi="Times New Roman" w:cs="Times New Roman"/>
+                <w:i/>
+                <w:iCs/>
+              </w:rPr>
+              <w:t>Three-Body Problem</w:t>
+            </w:r>
+          </w:p>
+          <w:p>
+            <w:pPr>
+              <w:jc w:val="both"/>
+              <w:rPr>
+                <w:rFonts w:ascii="Times New Roman" w:hAnsi="Times New Roman" w:cs="Times New Roman"/>
+                <w:i/>
+                <w:iCs/>
+              </w:rPr>
+            </w:pPr>
+            <w:r>
+              <w:rPr>
+                <w:rFonts w:ascii="Times New Roman" w:hAnsi="Times New Roman" w:cs="Times New Roman"/>
+                <w:i/>
+                <w:iCs/>
+              </w:rPr>
+              <w:t>Lyapunov Center Theorem</w:t>
+            </w:r>
+          </w:p>
+          <w:p>
+            <w:pPr>
+              <w:jc w:val="both"/>
+              <w:rPr>
+                <w:rFonts w:ascii="Times New Roman" w:hAnsi="Times New Roman" w:cs="Times New Roman"/>
+                <w:i/>
+                <w:iCs/>
+              </w:rPr>
+            </w:pPr>
+            <w:r>
+              <w:rPr>
+                <w:rFonts w:ascii="Times New Roman" w:hAnsi="Times New Roman" w:cs="Times New Roman"/>
+                <w:i/>
+                <w:iCs/>
+              </w:rPr>
+              <w:t>Stability</w:t>
+            </w:r>
+          </w:p>
+          <w:p>
+            <w:pPr>
+              <w:jc w:val="both"/>
+              <w:rPr>
+                <w:rFonts w:ascii="Times New Roman" w:hAnsi="Times New Roman" w:cs="Times New Roman"/>
+              </w:rPr>
+            </w:pPr>
+            <w:r>
+              <w:rPr>
+                <w:rFonts w:ascii="Times New Roman" w:hAnsi="Times New Roman" w:cs="Times New Roman"/>
+                <w:i/>
+                <w:iCs/>
+              </w:rPr>
+              <w:t>Numerical Integration</w:t>
+            </w:r>
+          </w:p>
+        </w:tc>
+      </w:tr>
+    </w:tbl>
+    <w:p>
+      <w:pPr>
+        <w:jc w:val="both"/>
+      </w:pPr>
+    </w:p>
+    <w:p>
+      <w:pPr>
+        <w:jc w:val="both"/>
+        <w:rPr>
+          <w:rFonts w:ascii="Times New Roman" w:hAnsi="Times New Roman" w:cs="Times New Roman"/>
+          <w:sz w:val="28"/>
+          <w:szCs w:val="28"/>
+        </w:rPr>
+      </w:pPr>
     </w:p>
     <w:sectPr>
       <w:pgSz w:w="12240" w:h="15840"/>
@@ -1586,6 +1832,25 @@
       <w:spacing w:val="5"/>
     </w:rPr>
   </w:style>
+  <w:style w:type="table" w:styleId="TableGrid">
+    <w:name w:val="Table Grid"/>
+    <w:basedOn w:val="TableNormal"/>
+    <w:uiPriority w:val="39"/>
+    <w:rsid w:val="00D3331E"/>
+    <w:pPr>
+      <w:spacing w:after="0" w:line="240" w:lineRule="auto"/>
+    </w:pPr>
+    <w:tblPr>
+      <w:tblBorders>
+        <w:top w:val="single" w:sz="4" w:space="0" w:color="auto"/>
+        <w:left w:val="single" w:sz="4" w:space="0" w:color="auto"/>
+        <w:bottom w:val="single" w:sz="4" w:space="0" w:color="auto"/>
+        <w:right w:val="single" w:sz="4" w:space="0" w:color="auto"/>
+        <w:insideH w:val="single" w:sz="4" w:space="0" w:color="auto"/>
+        <w:insideV w:val="single" w:sz="4" w:space="0" w:color="auto"/>
+      </w:tblBorders>
+    </w:tblPr>
+  </w:style>
 </w:styles>
 </file>
 
